--- a/data/ai_texts/AI_text_107.docx
+++ b/data/ai_texts/AI_text_107.docx
@@ -24,7 +24,7 @@
     </w:p>
     <w:p>
       <w:r>
-        <w:t>Recent trends in financial disclosure practices have increasingly emphasized the importance of transparency, driven by the adoption of international financial reporting standards (IFRS) that aim to enhance the clarity and comparability of financial statements (Ref-f867986). This shift towards greater transparency has been instrumental in shaping the investment intentions of potential investors, particularly in digital financial platforms like PayMaya Funds. Studies have shown that investors are more likely to engage with firms that provide comprehensive and transparent disclosures, as this reduces uncertainty and builds trust (Ref-f867986). Moreover, the integration of voluntary disclosure practices on social media platforms has become a significant trend, offering investors additional insights that influence their investment decisions (Ref-f867986). These developments suggest a growing recognition that transparent financial reporting is not only beneficial for regulatory compliance but also crucial for attracting and retaining investors in today's dynamic financial landscape.</w:t>
+        <w:t>Recent trends in financial disclosure practices have increasingly emphasized the importance of transparency, driven by the adoption of international financial reporting standards (IFRS) that aim to enhance the clarity and comparability of financial statements (Ref-s805247). This shift towards greater transparency has been instrumental in shaping the investment intentions of potential investors, particularly in digital financial platforms like PayMaya Funds. Studies have shown that investors are more likely to engage with firms that provide comprehensive and transparent disclosures, as this reduces uncertainty and builds trust (Ref-s805247). Moreover, the integration of voluntary disclosure practices on social media platforms has become a significant trend, offering investors additional insights that influence their investment decisions (Ref-s805247). These developments suggest a growing recognition that transparent financial reporting is not only beneficial for regulatory compliance but also crucial for attracting and retaining investors in today's dynamic financial landscape.</w:t>
       </w:r>
     </w:p>
     <w:p>
@@ -34,7 +34,7 @@
     </w:p>
     <w:p>
       <w:r>
-        <w:t>The transparency of financial disclosures poses several challenges that can significantly influence investment intentions. One prominent issue is the complexity of financial statements, which often deters potential investors due to a lack of understanding and perceived opaqueness (Ref-u096920). Furthermore, inconsistencies in disclosure practices across different platforms can lead to confusion among investors, impacting their willingness to invest (Ref-u096920). Research indicates that the absence of standardized reporting frameworks exacerbates these challenges, as investors find it difficult to compare the financial health of firms accurately (Ref-u096920). Additionally, the rapid dissemination of information via social media platforms adds another layer of complexity, as not all disclosed information is perceived as reliable, which can hinder investment intentions (Ref-u096920).</w:t>
+        <w:t>The transparency of financial disclosures poses several challenges that can significantly influence investment intentions. One prominent issue is the complexity of financial statements, which often deters potential investors due to a lack of understanding and perceived opaqueness (Ref-s747963). Furthermore, inconsistencies in disclosure practices across different platforms can lead to confusion among investors, impacting their willingness to invest (Ref-s747963). Research indicates that the absence of standardized reporting frameworks exacerbates these challenges, as investors find it difficult to compare the financial health of firms accurately (Ref-s747963). Additionally, the rapid dissemination of information via social media platforms adds another layer of complexity, as not all disclosed information is perceived as reliable, which can hinder investment intentions (Ref-s747963).</w:t>
       </w:r>
     </w:p>
     <w:p>
@@ -44,7 +44,7 @@
     </w:p>
     <w:p>
       <w:r>
-        <w:t>Despite the growing body of research on financial disclosure transparency and investment intentions, a notable gap persists in understanding how these factors interact within the context of PayMaya Funds. Existing studies primarily focus on the impact of transparency on investment decisions in broader contexts, such as small-to-medium enterprises (Ref-u530111). However, the specific dynamics within digital financial platforms, particularly those with unique operational models like PayMaya, remain underexplored. This lack of targeted research limits the ability to develop strategies that address the nuanced needs of investors in these emerging markets, underscoring the need for further investigation. Addressing this gap could provide valuable insights into optimizing financial disclosure practices to enhance investor trust and engagement, thereby fostering more robust investment behaviors.</w:t>
+        <w:t>Despite the growing body of research on financial disclosure transparency and investment intentions, a notable gap persists in understanding how these factors interact within the context of PayMaya Funds. Existing studies primarily focus on the impact of transparency on investment decisions in broader contexts, such as small-to-medium enterprises (Ref-f525044). However, the specific dynamics within digital financial platforms, particularly those with unique operational models like PayMaya, remain underexplored. This lack of targeted research limits the ability to develop strategies that address the nuanced needs of investors in these emerging markets, underscoring the need for further investigation. Addressing this gap could provide valuable insights into optimizing financial disclosure practices to enhance investor trust and engagement, thereby fostering more robust investment behaviors.</w:t>
       </w:r>
     </w:p>
     <w:p>
